--- a/CAPTURAS ZAP.docx
+++ b/CAPTURAS ZAP.docx
@@ -23,6 +23,7 @@
       </w:pPr>
       <w:r>
         <w:rPr>
+          <w:noProof/>
           <w:lang w:val="es-CO"/>
         </w:rPr>
         <w:drawing>
@@ -765,12 +766,6 @@
           <w:lang w:val="es-CO"/>
         </w:rPr>
       </w:pPr>
-      <w:r>
-        <w:rPr>
-          <w:lang w:val="es-CO"/>
-        </w:rPr>
-        <w:t>}</w:t>
-      </w:r>
     </w:p>
     <w:p>
       <w:pPr>
@@ -801,6 +796,7 @@
       </w:pPr>
       <w:r>
         <w:rPr>
+          <w:noProof/>
           <w:lang w:val="es-CO"/>
         </w:rPr>
         <w:drawing>
@@ -851,6 +847,117 @@
           <w:lang w:val="es-CO"/>
         </w:rPr>
         <w:tab/>
+      </w:r>
+    </w:p>
+    <w:p>
+      <w:pPr>
+        <w:rPr>
+          <w:lang w:val="es-CO"/>
+        </w:rPr>
+      </w:pPr>
+    </w:p>
+    <w:p>
+      <w:pPr>
+        <w:rPr>
+          <w:lang w:val="es-CO"/>
+        </w:rPr>
+      </w:pPr>
+    </w:p>
+    <w:p>
+      <w:pPr>
+        <w:rPr>
+          <w:lang w:val="es-CO"/>
+        </w:rPr>
+      </w:pPr>
+    </w:p>
+    <w:p>
+      <w:pPr>
+        <w:rPr>
+          <w:lang w:val="es-CO"/>
+        </w:rPr>
+      </w:pPr>
+    </w:p>
+    <w:p>
+      <w:pPr>
+        <w:rPr>
+          <w:lang w:val="es-CO"/>
+        </w:rPr>
+      </w:pPr>
+    </w:p>
+    <w:p>
+      <w:pPr>
+        <w:rPr>
+          <w:lang w:val="es-CO"/>
+        </w:rPr>
+      </w:pPr>
+    </w:p>
+    <w:p>
+      <w:pPr>
+        <w:rPr>
+          <w:lang w:val="es-CO"/>
+        </w:rPr>
+      </w:pPr>
+    </w:p>
+    <w:p>
+      <w:pPr>
+        <w:rPr>
+          <w:lang w:val="es-CO"/>
+        </w:rPr>
+      </w:pPr>
+    </w:p>
+    <w:p>
+      <w:pPr>
+        <w:rPr>
+          <w:lang w:val="es-CO"/>
+        </w:rPr>
+      </w:pPr>
+    </w:p>
+    <w:p>
+      <w:pPr>
+        <w:rPr>
+          <w:lang w:val="es-CO"/>
+        </w:rPr>
+      </w:pPr>
+    </w:p>
+    <w:p>
+      <w:pPr>
+        <w:rPr>
+          <w:lang w:val="es-CO"/>
+        </w:rPr>
+      </w:pPr>
+    </w:p>
+    <w:p>
+      <w:pPr>
+        <w:rPr>
+          <w:lang w:val="es-CO"/>
+        </w:rPr>
+      </w:pPr>
+    </w:p>
+    <w:p>
+      <w:pPr>
+        <w:rPr>
+          <w:lang w:val="es-CO"/>
+        </w:rPr>
+      </w:pPr>
+    </w:p>
+    <w:p>
+      <w:pPr>
+        <w:rPr>
+          <w:lang w:val="es-CO"/>
+        </w:rPr>
+      </w:pPr>
+    </w:p>
+    <w:p>
+      <w:pPr>
+        <w:rPr>
+          <w:lang w:val="es-CO"/>
+        </w:rPr>
+      </w:pPr>
+      <w:r>
+        <w:rPr>
+          <w:lang w:val="es-CO"/>
+        </w:rPr>
+        <w:lastRenderedPageBreak/>
         <w:t>HTTRACK</w:t>
       </w:r>
     </w:p>
@@ -869,6 +976,7 @@
       </w:pPr>
       <w:r>
         <w:rPr>
+          <w:noProof/>
           <w:lang w:val="es-CO"/>
         </w:rPr>
         <w:drawing>
@@ -919,7 +1027,6 @@
           <w:noProof/>
           <w:lang w:val="es-CO"/>
         </w:rPr>
-        <w:lastRenderedPageBreak/>
         <w:drawing>
           <wp:inline distT="0" distB="0" distL="0" distR="0" wp14:anchorId="5AB61064" wp14:editId="0AD69073">
             <wp:extent cx="5943600" cy="4881245"/>
@@ -962,6 +1069,486 @@
           </wp:inline>
         </w:drawing>
       </w:r>
+    </w:p>
+    <w:p/>
+    <w:p/>
+    <w:p/>
+    <w:p/>
+    <w:p/>
+    <w:p/>
+    <w:p/>
+    <w:p/>
+    <w:p/>
+    <w:p/>
+    <w:p>
+      <w:pPr>
+        <w:rPr>
+          <w:lang w:val="es-CO"/>
+        </w:rPr>
+      </w:pPr>
+      <w:r>
+        <w:t>FOOTPRINTING</w:t>
+      </w:r>
+    </w:p>
+    <w:p>
+      <w:pPr>
+        <w:rPr>
+          <w:lang w:val="es-CO"/>
+        </w:rPr>
+      </w:pPr>
+      <w:r>
+        <w:rPr>
+          <w:lang w:val="es-CO"/>
+        </w:rPr>
+        <w:drawing>
+          <wp:inline distT="0" distB="0" distL="0" distR="0" wp14:anchorId="783990E5" wp14:editId="6268DE47">
+            <wp:extent cx="5943600" cy="5689600"/>
+            <wp:effectExtent l="0" t="0" r="0" b="6350"/>
+            <wp:docPr id="2041482700" name="Imagen 1"/>
+            <wp:cNvGraphicFramePr>
+              <a:graphicFrameLocks xmlns:a="http://schemas.openxmlformats.org/drawingml/2006/main" noChangeAspect="1"/>
+            </wp:cNvGraphicFramePr>
+            <a:graphic xmlns:a="http://schemas.openxmlformats.org/drawingml/2006/main">
+              <a:graphicData uri="http://schemas.openxmlformats.org/drawingml/2006/picture">
+                <pic:pic xmlns:pic="http://schemas.openxmlformats.org/drawingml/2006/picture">
+                  <pic:nvPicPr>
+                    <pic:cNvPr id="2041482700" name=""/>
+                    <pic:cNvPicPr/>
+                  </pic:nvPicPr>
+                  <pic:blipFill>
+                    <a:blip r:embed="rId17"/>
+                    <a:stretch>
+                      <a:fillRect/>
+                    </a:stretch>
+                  </pic:blipFill>
+                  <pic:spPr>
+                    <a:xfrm>
+                      <a:off x="0" y="0"/>
+                      <a:ext cx="5943600" cy="5689600"/>
+                    </a:xfrm>
+                    <a:prstGeom prst="rect">
+                      <a:avLst/>
+                    </a:prstGeom>
+                  </pic:spPr>
+                </pic:pic>
+              </a:graphicData>
+            </a:graphic>
+          </wp:inline>
+        </w:drawing>
+      </w:r>
+    </w:p>
+    <w:p>
+      <w:pPr>
+        <w:rPr>
+          <w:lang w:val="es-CO"/>
+        </w:rPr>
+      </w:pPr>
+      <w:r>
+        <w:rPr>
+          <w:noProof/>
+          <w:lang w:val="es-CO"/>
+        </w:rPr>
+        <w:lastRenderedPageBreak/>
+        <w:drawing>
+          <wp:inline distT="0" distB="0" distL="0" distR="0" wp14:anchorId="4BF93240" wp14:editId="027823FA">
+            <wp:extent cx="5943600" cy="2750185"/>
+            <wp:effectExtent l="0" t="0" r="0" b="0"/>
+            <wp:docPr id="1367024796" name="Imagen 1"/>
+            <wp:cNvGraphicFramePr>
+              <a:graphicFrameLocks xmlns:a="http://schemas.openxmlformats.org/drawingml/2006/main" noChangeAspect="1"/>
+            </wp:cNvGraphicFramePr>
+            <a:graphic xmlns:a="http://schemas.openxmlformats.org/drawingml/2006/main">
+              <a:graphicData uri="http://schemas.openxmlformats.org/drawingml/2006/picture">
+                <pic:pic xmlns:pic="http://schemas.openxmlformats.org/drawingml/2006/picture">
+                  <pic:nvPicPr>
+                    <pic:cNvPr id="1367024796" name="Imagen 1367024796"/>
+                    <pic:cNvPicPr/>
+                  </pic:nvPicPr>
+                  <pic:blipFill>
+                    <a:blip r:embed="rId18" cstate="print">
+                      <a:extLst>
+                        <a:ext uri="{28A0092B-C50C-407E-A947-70E740481C1C}">
+                          <a14:useLocalDpi xmlns:a14="http://schemas.microsoft.com/office/drawing/2010/main" val="0"/>
+                        </a:ext>
+                      </a:extLst>
+                    </a:blip>
+                    <a:stretch>
+                      <a:fillRect/>
+                    </a:stretch>
+                  </pic:blipFill>
+                  <pic:spPr>
+                    <a:xfrm>
+                      <a:off x="0" y="0"/>
+                      <a:ext cx="5943600" cy="2750185"/>
+                    </a:xfrm>
+                    <a:prstGeom prst="rect">
+                      <a:avLst/>
+                    </a:prstGeom>
+                  </pic:spPr>
+                </pic:pic>
+              </a:graphicData>
+            </a:graphic>
+          </wp:inline>
+        </w:drawing>
+      </w:r>
+      <w:r>
+        <w:rPr>
+          <w:noProof/>
+          <w:lang w:val="es-CO"/>
+        </w:rPr>
+        <w:drawing>
+          <wp:inline distT="0" distB="0" distL="0" distR="0" wp14:anchorId="53C528CD" wp14:editId="73AA3F91">
+            <wp:extent cx="5943600" cy="4144010"/>
+            <wp:effectExtent l="0" t="0" r="0" b="8890"/>
+            <wp:docPr id="1092880918" name="Imagen 2"/>
+            <wp:cNvGraphicFramePr>
+              <a:graphicFrameLocks xmlns:a="http://schemas.openxmlformats.org/drawingml/2006/main" noChangeAspect="1"/>
+            </wp:cNvGraphicFramePr>
+            <a:graphic xmlns:a="http://schemas.openxmlformats.org/drawingml/2006/main">
+              <a:graphicData uri="http://schemas.openxmlformats.org/drawingml/2006/picture">
+                <pic:pic xmlns:pic="http://schemas.openxmlformats.org/drawingml/2006/picture">
+                  <pic:nvPicPr>
+                    <pic:cNvPr id="1092880918" name="Imagen 1092880918"/>
+                    <pic:cNvPicPr/>
+                  </pic:nvPicPr>
+                  <pic:blipFill>
+                    <a:blip r:embed="rId19">
+                      <a:extLst>
+                        <a:ext uri="{28A0092B-C50C-407E-A947-70E740481C1C}">
+                          <a14:useLocalDpi xmlns:a14="http://schemas.microsoft.com/office/drawing/2010/main" val="0"/>
+                        </a:ext>
+                      </a:extLst>
+                    </a:blip>
+                    <a:stretch>
+                      <a:fillRect/>
+                    </a:stretch>
+                  </pic:blipFill>
+                  <pic:spPr>
+                    <a:xfrm>
+                      <a:off x="0" y="0"/>
+                      <a:ext cx="5943600" cy="4144010"/>
+                    </a:xfrm>
+                    <a:prstGeom prst="rect">
+                      <a:avLst/>
+                    </a:prstGeom>
+                  </pic:spPr>
+                </pic:pic>
+              </a:graphicData>
+            </a:graphic>
+          </wp:inline>
+        </w:drawing>
+      </w:r>
+    </w:p>
+    <w:p>
+      <w:pPr>
+        <w:rPr>
+          <w:lang w:val="es-CO"/>
+        </w:rPr>
+      </w:pPr>
+      <w:r>
+        <w:rPr>
+          <w:lang w:val="es-CO"/>
+        </w:rPr>
+        <w:lastRenderedPageBreak/>
+        <w:drawing>
+          <wp:inline distT="0" distB="0" distL="0" distR="0" wp14:anchorId="5BFD88C7" wp14:editId="695330B1">
+            <wp:extent cx="5943600" cy="1572260"/>
+            <wp:effectExtent l="0" t="0" r="0" b="8890"/>
+            <wp:docPr id="1423771165" name="Imagen 1"/>
+            <wp:cNvGraphicFramePr>
+              <a:graphicFrameLocks xmlns:a="http://schemas.openxmlformats.org/drawingml/2006/main" noChangeAspect="1"/>
+            </wp:cNvGraphicFramePr>
+            <a:graphic xmlns:a="http://schemas.openxmlformats.org/drawingml/2006/main">
+              <a:graphicData uri="http://schemas.openxmlformats.org/drawingml/2006/picture">
+                <pic:pic xmlns:pic="http://schemas.openxmlformats.org/drawingml/2006/picture">
+                  <pic:nvPicPr>
+                    <pic:cNvPr id="1423771165" name=""/>
+                    <pic:cNvPicPr/>
+                  </pic:nvPicPr>
+                  <pic:blipFill>
+                    <a:blip r:embed="rId20"/>
+                    <a:stretch>
+                      <a:fillRect/>
+                    </a:stretch>
+                  </pic:blipFill>
+                  <pic:spPr>
+                    <a:xfrm>
+                      <a:off x="0" y="0"/>
+                      <a:ext cx="5943600" cy="1572260"/>
+                    </a:xfrm>
+                    <a:prstGeom prst="rect">
+                      <a:avLst/>
+                    </a:prstGeom>
+                  </pic:spPr>
+                </pic:pic>
+              </a:graphicData>
+            </a:graphic>
+          </wp:inline>
+        </w:drawing>
+      </w:r>
+    </w:p>
+    <w:p>
+      <w:pPr>
+        <w:rPr>
+          <w:lang w:val="es-CO"/>
+        </w:rPr>
+      </w:pPr>
+    </w:p>
+    <w:p>
+      <w:r>
+        <w:t>SQL Injection</w:t>
+      </w:r>
+    </w:p>
+    <w:p>
+      <w:pPr>
+        <w:rPr>
+          <w:lang w:val="es-CO"/>
+        </w:rPr>
+      </w:pPr>
+      <w:r>
+        <w:rPr>
+          <w:noProof/>
+          <w:lang w:val="es-CO"/>
+        </w:rPr>
+        <w:drawing>
+          <wp:inline distT="0" distB="0" distL="0" distR="0" wp14:anchorId="4DBBD391" wp14:editId="38C8691D">
+            <wp:extent cx="5943600" cy="1797050"/>
+            <wp:effectExtent l="0" t="0" r="0" b="0"/>
+            <wp:docPr id="787148083" name="Imagen 3"/>
+            <wp:cNvGraphicFramePr>
+              <a:graphicFrameLocks xmlns:a="http://schemas.openxmlformats.org/drawingml/2006/main" noChangeAspect="1"/>
+            </wp:cNvGraphicFramePr>
+            <a:graphic xmlns:a="http://schemas.openxmlformats.org/drawingml/2006/main">
+              <a:graphicData uri="http://schemas.openxmlformats.org/drawingml/2006/picture">
+                <pic:pic xmlns:pic="http://schemas.openxmlformats.org/drawingml/2006/picture">
+                  <pic:nvPicPr>
+                    <pic:cNvPr id="787148083" name="Imagen 787148083"/>
+                    <pic:cNvPicPr/>
+                  </pic:nvPicPr>
+                  <pic:blipFill>
+                    <a:blip r:embed="rId21" cstate="print">
+                      <a:extLst>
+                        <a:ext uri="{28A0092B-C50C-407E-A947-70E740481C1C}">
+                          <a14:useLocalDpi xmlns:a14="http://schemas.microsoft.com/office/drawing/2010/main" val="0"/>
+                        </a:ext>
+                      </a:extLst>
+                    </a:blip>
+                    <a:stretch>
+                      <a:fillRect/>
+                    </a:stretch>
+                  </pic:blipFill>
+                  <pic:spPr>
+                    <a:xfrm>
+                      <a:off x="0" y="0"/>
+                      <a:ext cx="5943600" cy="1797050"/>
+                    </a:xfrm>
+                    <a:prstGeom prst="rect">
+                      <a:avLst/>
+                    </a:prstGeom>
+                  </pic:spPr>
+                </pic:pic>
+              </a:graphicData>
+            </a:graphic>
+          </wp:inline>
+        </w:drawing>
+      </w:r>
+      <w:r>
+        <w:rPr>
+          <w:noProof/>
+          <w:lang w:val="es-CO"/>
+        </w:rPr>
+        <w:drawing>
+          <wp:inline distT="0" distB="0" distL="0" distR="0" wp14:anchorId="6E0AB80E" wp14:editId="223A7C89">
+            <wp:extent cx="5943600" cy="1814195"/>
+            <wp:effectExtent l="0" t="0" r="0" b="0"/>
+            <wp:docPr id="2093504763" name="Imagen 4"/>
+            <wp:cNvGraphicFramePr>
+              <a:graphicFrameLocks xmlns:a="http://schemas.openxmlformats.org/drawingml/2006/main" noChangeAspect="1"/>
+            </wp:cNvGraphicFramePr>
+            <a:graphic xmlns:a="http://schemas.openxmlformats.org/drawingml/2006/main">
+              <a:graphicData uri="http://schemas.openxmlformats.org/drawingml/2006/picture">
+                <pic:pic xmlns:pic="http://schemas.openxmlformats.org/drawingml/2006/picture">
+                  <pic:nvPicPr>
+                    <pic:cNvPr id="2093504763" name="Imagen 2093504763"/>
+                    <pic:cNvPicPr/>
+                  </pic:nvPicPr>
+                  <pic:blipFill>
+                    <a:blip r:embed="rId22" cstate="print">
+                      <a:extLst>
+                        <a:ext uri="{28A0092B-C50C-407E-A947-70E740481C1C}">
+                          <a14:useLocalDpi xmlns:a14="http://schemas.microsoft.com/office/drawing/2010/main" val="0"/>
+                        </a:ext>
+                      </a:extLst>
+                    </a:blip>
+                    <a:stretch>
+                      <a:fillRect/>
+                    </a:stretch>
+                  </pic:blipFill>
+                  <pic:spPr>
+                    <a:xfrm>
+                      <a:off x="0" y="0"/>
+                      <a:ext cx="5943600" cy="1814195"/>
+                    </a:xfrm>
+                    <a:prstGeom prst="rect">
+                      <a:avLst/>
+                    </a:prstGeom>
+                  </pic:spPr>
+                </pic:pic>
+              </a:graphicData>
+            </a:graphic>
+          </wp:inline>
+        </w:drawing>
+      </w:r>
+      <w:r>
+        <w:rPr>
+          <w:noProof/>
+          <w:lang w:val="es-CO"/>
+        </w:rPr>
+        <w:drawing>
+          <wp:inline distT="0" distB="0" distL="0" distR="0" wp14:anchorId="0BD21B86" wp14:editId="33997C18">
+            <wp:extent cx="5943600" cy="2044065"/>
+            <wp:effectExtent l="0" t="0" r="0" b="0"/>
+            <wp:docPr id="1851286617" name="Imagen 5"/>
+            <wp:cNvGraphicFramePr>
+              <a:graphicFrameLocks xmlns:a="http://schemas.openxmlformats.org/drawingml/2006/main" noChangeAspect="1"/>
+            </wp:cNvGraphicFramePr>
+            <a:graphic xmlns:a="http://schemas.openxmlformats.org/drawingml/2006/main">
+              <a:graphicData uri="http://schemas.openxmlformats.org/drawingml/2006/picture">
+                <pic:pic xmlns:pic="http://schemas.openxmlformats.org/drawingml/2006/picture">
+                  <pic:nvPicPr>
+                    <pic:cNvPr id="1851286617" name="Imagen 1851286617"/>
+                    <pic:cNvPicPr/>
+                  </pic:nvPicPr>
+                  <pic:blipFill>
+                    <a:blip r:embed="rId23" cstate="print">
+                      <a:extLst>
+                        <a:ext uri="{28A0092B-C50C-407E-A947-70E740481C1C}">
+                          <a14:useLocalDpi xmlns:a14="http://schemas.microsoft.com/office/drawing/2010/main" val="0"/>
+                        </a:ext>
+                      </a:extLst>
+                    </a:blip>
+                    <a:stretch>
+                      <a:fillRect/>
+                    </a:stretch>
+                  </pic:blipFill>
+                  <pic:spPr>
+                    <a:xfrm>
+                      <a:off x="0" y="0"/>
+                      <a:ext cx="5943600" cy="2044065"/>
+                    </a:xfrm>
+                    <a:prstGeom prst="rect">
+                      <a:avLst/>
+                    </a:prstGeom>
+                  </pic:spPr>
+                </pic:pic>
+              </a:graphicData>
+            </a:graphic>
+          </wp:inline>
+        </w:drawing>
+      </w:r>
+    </w:p>
+    <w:p>
+      <w:pPr>
+        <w:rPr>
+          <w:lang w:val="es-CO"/>
+        </w:rPr>
+      </w:pPr>
+    </w:p>
+    <w:p>
+      <w:pPr>
+        <w:rPr>
+          <w:lang w:val="es-CO"/>
+        </w:rPr>
+      </w:pPr>
+    </w:p>
+    <w:p>
+      <w:pPr>
+        <w:rPr>
+          <w:lang w:val="es-CO"/>
+        </w:rPr>
+      </w:pPr>
+    </w:p>
+    <w:p>
+      <w:pPr>
+        <w:rPr>
+          <w:lang w:val="es-CO"/>
+        </w:rPr>
+      </w:pPr>
+      <w:r>
+        <w:rPr>
+          <w:lang w:val="es-CO"/>
+        </w:rPr>
+        <w:drawing>
+          <wp:inline distT="0" distB="0" distL="0" distR="0" wp14:anchorId="32B70CBF" wp14:editId="347B1A45">
+            <wp:extent cx="5943600" cy="3317240"/>
+            <wp:effectExtent l="0" t="0" r="0" b="0"/>
+            <wp:docPr id="1403259288" name="Imagen 1"/>
+            <wp:cNvGraphicFramePr>
+              <a:graphicFrameLocks xmlns:a="http://schemas.openxmlformats.org/drawingml/2006/main" noChangeAspect="1"/>
+            </wp:cNvGraphicFramePr>
+            <a:graphic xmlns:a="http://schemas.openxmlformats.org/drawingml/2006/main">
+              <a:graphicData uri="http://schemas.openxmlformats.org/drawingml/2006/picture">
+                <pic:pic xmlns:pic="http://schemas.openxmlformats.org/drawingml/2006/picture">
+                  <pic:nvPicPr>
+                    <pic:cNvPr id="1403259288" name=""/>
+                    <pic:cNvPicPr/>
+                  </pic:nvPicPr>
+                  <pic:blipFill>
+                    <a:blip r:embed="rId24"/>
+                    <a:stretch>
+                      <a:fillRect/>
+                    </a:stretch>
+                  </pic:blipFill>
+                  <pic:spPr>
+                    <a:xfrm>
+                      <a:off x="0" y="0"/>
+                      <a:ext cx="5943600" cy="3317240"/>
+                    </a:xfrm>
+                    <a:prstGeom prst="rect">
+                      <a:avLst/>
+                    </a:prstGeom>
+                  </pic:spPr>
+                </pic:pic>
+              </a:graphicData>
+            </a:graphic>
+          </wp:inline>
+        </w:drawing>
+      </w:r>
+    </w:p>
+    <w:p>
+      <w:pPr>
+        <w:rPr>
+          <w:lang w:val="es-CO"/>
+        </w:rPr>
+      </w:pPr>
+    </w:p>
+    <w:p>
+      <w:pPr>
+        <w:rPr>
+          <w:lang w:val="es-CO"/>
+        </w:rPr>
+      </w:pPr>
+    </w:p>
+    <w:p>
+      <w:pPr>
+        <w:rPr>
+          <w:lang w:val="es-CO"/>
+        </w:rPr>
+      </w:pPr>
+    </w:p>
+    <w:p>
+      <w:pPr>
+        <w:rPr>
+          <w:lang w:val="es-CO"/>
+        </w:rPr>
+      </w:pPr>
+    </w:p>
+    <w:p>
+      <w:pPr>
+        <w:rPr>
+          <w:lang w:val="es-CO"/>
+        </w:rPr>
+      </w:pPr>
     </w:p>
     <w:p>
       <w:pPr>
@@ -1590,7 +2177,6 @@
   <w:style w:type="character" w:default="1" w:styleId="Fuentedeprrafopredeter">
     <w:name w:val="Default Paragraph Font"/>
     <w:uiPriority w:val="1"/>
-    <w:semiHidden/>
     <w:unhideWhenUsed/>
   </w:style>
   <w:style w:type="table" w:default="1" w:styleId="Tablanormal">
